--- a/DevOps_Doc_2256.docx
+++ b/DevOps_Doc_2256.docx
@@ -6,6 +6,7 @@
       <w:pPr>
         <w:tabs>
           <w:tab w:val="left" w:pos="0"/>
+          <w:tab w:val="left" w:pos="1560"/>
         </w:tabs>
         <w:jc w:val="center"/>
         <w:rPr>
@@ -219,8 +220,65 @@
         <w:tabs>
           <w:tab w:val="left" w:pos="0"/>
         </w:tabs>
+        <w:rPr>
+          <w:rFonts w:ascii="Times New Roman" w:hAnsi="Times New Roman" w:cs="Times New Roman"/>
+          <w:color w:val="FF0000"/>
+          <w:sz w:val="24"/>
+          <w:szCs w:val="24"/>
+        </w:rPr>
+      </w:pPr>
+      <w:r>
+        <w:rPr>
+          <w:rFonts w:ascii="Times New Roman" w:hAnsi="Times New Roman" w:cs="Times New Roman"/>
+          <w:color w:val="FF0000"/>
+          <w:sz w:val="24"/>
+          <w:szCs w:val="24"/>
+        </w:rPr>
+        <w:t xml:space="preserve">                                                            </w:t>
+      </w:r>
+      <w:r>
+        <w:rPr>
+          <w:rFonts w:ascii="Times New Roman" w:hAnsi="Times New Roman" w:cs="Times New Roman"/>
+          <w:color w:val="FF0000"/>
+          <w:sz w:val="24"/>
+          <w:szCs w:val="24"/>
+        </w:rPr>
+        <w:t>K</w:t>
+      </w:r>
+      <w:r>
+        <w:rPr>
+          <w:rFonts w:ascii="Times New Roman" w:hAnsi="Times New Roman" w:cs="Times New Roman"/>
+          <w:color w:val="FF0000"/>
+          <w:sz w:val="24"/>
+          <w:szCs w:val="24"/>
+        </w:rPr>
+        <w:t xml:space="preserve"> </w:t>
+      </w:r>
+      <w:r>
+        <w:rPr>
+          <w:rFonts w:ascii="Times New Roman" w:hAnsi="Times New Roman" w:cs="Times New Roman"/>
+          <w:color w:val="FF0000"/>
+          <w:sz w:val="24"/>
+          <w:szCs w:val="24"/>
+        </w:rPr>
+        <w:t>Siri Chandan</w:t>
+      </w:r>
+      <w:r>
+        <w:rPr>
+          <w:rFonts w:ascii="Times New Roman" w:hAnsi="Times New Roman" w:cs="Times New Roman"/>
+          <w:color w:val="FF0000"/>
+          <w:sz w:val="24"/>
+          <w:szCs w:val="24"/>
+        </w:rPr>
+        <w:t>a</w:t>
+      </w:r>
+    </w:p>
+    <w:p>
+      <w:pPr>
+        <w:tabs>
+          <w:tab w:val="left" w:pos="0"/>
+        </w:tabs>
         <w:ind w:left="-142" w:firstLine="720"/>
-        <w:jc w:val="center"/>
         <w:rPr>
           <w:rFonts w:ascii="Times New Roman" w:hAnsi="Times New Roman" w:cs="Times New Roman"/>
           <w:color w:val="FF0000"/>
@@ -235,7 +293,7 @@
           <w:sz w:val="24"/>
           <w:szCs w:val="24"/>
         </w:rPr>
-        <w:t>K</w:t>
+        <w:t xml:space="preserve">                                                    </w:t>
       </w:r>
       <w:r>
         <w:rPr>
@@ -244,55 +302,8 @@
           <w:sz w:val="24"/>
           <w:szCs w:val="24"/>
         </w:rPr>
-        <w:t xml:space="preserve"> </w:t>
-      </w:r>
-      <w:r>
-        <w:rPr>
-          <w:rFonts w:ascii="Times New Roman" w:hAnsi="Times New Roman" w:cs="Times New Roman"/>
-          <w:color w:val="FF0000"/>
-          <w:sz w:val="24"/>
-          <w:szCs w:val="24"/>
-        </w:rPr>
-        <w:t>Siri Chandan</w:t>
-      </w:r>
-      <w:r>
-        <w:rPr>
-          <w:rFonts w:ascii="Times New Roman" w:hAnsi="Times New Roman" w:cs="Times New Roman"/>
-          <w:color w:val="FF0000"/>
-          <w:sz w:val="24"/>
-          <w:szCs w:val="24"/>
-        </w:rPr>
-        <w:t>a</w:t>
-      </w:r>
-      <w:proofErr w:type="gramStart"/>
-      <w:r>
-        <w:rPr>
-          <w:rFonts w:ascii="Times New Roman" w:hAnsi="Times New Roman" w:cs="Times New Roman"/>
-          <w:color w:val="FF0000"/>
-          <w:sz w:val="24"/>
-          <w:szCs w:val="24"/>
-        </w:rPr>
-        <w:t xml:space="preserve"> </w:t>
-      </w:r>
-      <w:r>
-        <w:rPr>
-          <w:rFonts w:ascii="Times New Roman" w:hAnsi="Times New Roman" w:cs="Times New Roman"/>
-          <w:color w:val="FF0000"/>
-          <w:sz w:val="24"/>
-          <w:szCs w:val="24"/>
-        </w:rPr>
-        <w:t xml:space="preserve">  </w:t>
-      </w:r>
-      <w:r>
-        <w:rPr>
-          <w:rFonts w:ascii="Times New Roman" w:hAnsi="Times New Roman" w:cs="Times New Roman"/>
-          <w:color w:val="FF0000"/>
-          <w:sz w:val="24"/>
-          <w:szCs w:val="24"/>
-        </w:rPr>
         <w:t>(</w:t>
       </w:r>
-      <w:proofErr w:type="gramEnd"/>
       <w:r>
         <w:rPr>
           <w:rFonts w:ascii="Times New Roman" w:hAnsi="Times New Roman" w:cs="Times New Roman"/>
@@ -392,7 +403,6 @@
         </w:rPr>
         <w:t xml:space="preserve">r. </w:t>
       </w:r>
-      <w:proofErr w:type="gramStart"/>
       <w:r>
         <w:rPr>
           <w:rFonts w:ascii="Times New Roman" w:hAnsi="Times New Roman" w:cs="Times New Roman"/>
@@ -402,7 +412,6 @@
         </w:rPr>
         <w:t>N.VENKATESH</w:t>
       </w:r>
-      <w:proofErr w:type="gramEnd"/>
     </w:p>
     <w:p>
       <w:pPr>
@@ -672,27 +681,7 @@
           <w:szCs w:val="24"/>
           <w:lang w:val="en-US"/>
         </w:rPr>
-        <w:t xml:space="preserve">The application incorporates secure user authentication using JSON Web Tokens (JWT) and </w:t>
-      </w:r>
-      <w:proofErr w:type="spellStart"/>
-      <w:r>
-        <w:rPr>
-          <w:rFonts w:ascii="Times New Roman" w:hAnsi="Times New Roman" w:cs="Times New Roman"/>
-          <w:sz w:val="24"/>
-          <w:szCs w:val="24"/>
-          <w:lang w:val="en-US"/>
-        </w:rPr>
-        <w:t>bcrypt</w:t>
-      </w:r>
-      <w:proofErr w:type="spellEnd"/>
-      <w:r>
-        <w:rPr>
-          <w:rFonts w:ascii="Times New Roman" w:hAnsi="Times New Roman" w:cs="Times New Roman"/>
-          <w:sz w:val="24"/>
-          <w:szCs w:val="24"/>
-          <w:lang w:val="en-US"/>
-        </w:rPr>
-        <w:t>, ensuring safe storage and management of user credentials in MongoDB. Unlike traditional static resume-building methods, this system offers a dynamic and user-friendly interface that supports real-time editing, customization of templates, and instant preview of resume content.</w:t>
+        <w:t>The application incorporates secure user authentication using JSON Web Tokens (JWT) and bcrypt, ensuring safe storage and management of user credentials in MongoDB. Unlike traditional static resume-building methods, this system offers a dynamic and user-friendly interface that supports real-time editing, customization of templates, and instant preview of resume content.</w:t>
       </w:r>
     </w:p>
     <w:p>
@@ -2112,29 +2101,7 @@
           <w:sz w:val="24"/>
           <w:szCs w:val="24"/>
         </w:rPr>
-        <w:t xml:space="preserve">The application includes features such as real-time preview, dynamic editing, and PDF generation, enabling users to visualize their resume instantly while making changes. Secure user authentication is implemented using JSON Web Tokens (JWT) and </w:t>
-      </w:r>
-      <w:proofErr w:type="spellStart"/>
-      <w:r>
-        <w:rPr>
-          <w:rFonts w:ascii="Times New Roman" w:eastAsia="Times New Roman" w:hAnsi="Times New Roman" w:cs="Times New Roman"/>
-          <w:bCs/>
-          <w:color w:val="000000"/>
-          <w:sz w:val="24"/>
-          <w:szCs w:val="24"/>
-        </w:rPr>
-        <w:t>bcrypt</w:t>
-      </w:r>
-      <w:proofErr w:type="spellEnd"/>
-      <w:r>
-        <w:rPr>
-          <w:rFonts w:ascii="Times New Roman" w:eastAsia="Times New Roman" w:hAnsi="Times New Roman" w:cs="Times New Roman"/>
-          <w:bCs/>
-          <w:color w:val="000000"/>
-          <w:sz w:val="24"/>
-          <w:szCs w:val="24"/>
-        </w:rPr>
-        <w:t>, ensuring safe access and protection of user data.</w:t>
+        <w:t>The application includes features such as real-time preview, dynamic editing, and PDF generation, enabling users to visualize their resume instantly while making changes. Secure user authentication is implemented using JSON Web Tokens (JWT) and bcrypt, ensuring safe access and protection of user data.</w:t>
       </w:r>
     </w:p>
     <w:p>
@@ -2403,27 +2370,7 @@
           <w:sz w:val="24"/>
           <w:szCs w:val="24"/>
         </w:rPr>
-        <w:t xml:space="preserve">To enable secure user authentication using JWT and </w:t>
-      </w:r>
-      <w:proofErr w:type="spellStart"/>
-      <w:r>
-        <w:rPr>
-          <w:rFonts w:ascii="Times New Roman" w:eastAsia="Times New Roman" w:hAnsi="Times New Roman" w:cs="Times New Roman"/>
-          <w:bCs/>
-          <w:sz w:val="24"/>
-          <w:szCs w:val="24"/>
-        </w:rPr>
-        <w:t>bcrypt</w:t>
-      </w:r>
-      <w:proofErr w:type="spellEnd"/>
-      <w:r>
-        <w:rPr>
-          <w:rFonts w:ascii="Times New Roman" w:eastAsia="Times New Roman" w:hAnsi="Times New Roman" w:cs="Times New Roman"/>
-          <w:bCs/>
-          <w:sz w:val="24"/>
-          <w:szCs w:val="24"/>
-        </w:rPr>
-        <w:t xml:space="preserve">  </w:t>
+        <w:t xml:space="preserve">To enable secure user authentication using JWT and bcrypt  </w:t>
       </w:r>
     </w:p>
     <w:p>
@@ -2877,25 +2824,7 @@
           <w:sz w:val="24"/>
           <w:szCs w:val="24"/>
         </w:rPr>
-        <w:t xml:space="preserve">Various online resume-building platforms such as Canva, </w:t>
-      </w:r>
-      <w:proofErr w:type="spellStart"/>
-      <w:r>
-        <w:rPr>
-          <w:rFonts w:ascii="Times New Roman" w:hAnsi="Times New Roman" w:cs="Times New Roman"/>
-          <w:sz w:val="24"/>
-          <w:szCs w:val="24"/>
-        </w:rPr>
-        <w:t>Novoresume</w:t>
-      </w:r>
-      <w:proofErr w:type="spellEnd"/>
-      <w:r>
-        <w:rPr>
-          <w:rFonts w:ascii="Times New Roman" w:hAnsi="Times New Roman" w:cs="Times New Roman"/>
-          <w:sz w:val="24"/>
-          <w:szCs w:val="24"/>
-        </w:rPr>
-        <w:t>, and Resume.io provide users with tools to create professional resumes. These platforms offer pre-designed templates and basic customization features.</w:t>
+        <w:t>Various online resume-building platforms such as Canva, Novoresume, and Resume.io provide users with tools to create professional resumes. These platforms offer pre-designed templates and basic customization features.</w:t>
       </w:r>
     </w:p>
     <w:p>
@@ -3172,21 +3101,12 @@
         </w:rPr>
         <w:t xml:space="preserve">   </w:t>
       </w:r>
-      <w:proofErr w:type="spellStart"/>
-      <w:r>
-        <w:rPr>
-          <w:sz w:val="24"/>
-          <w:szCs w:val="24"/>
-        </w:rPr>
-        <w:t>bcrypt</w:t>
-      </w:r>
-      <w:proofErr w:type="spellEnd"/>
-      <w:r>
-        <w:rPr>
-          <w:sz w:val="24"/>
-          <w:szCs w:val="24"/>
-        </w:rPr>
-        <w:t>: Used for encrypting user passwords to ensure data security.</w:t>
+      <w:r>
+        <w:rPr>
+          <w:sz w:val="24"/>
+          <w:szCs w:val="24"/>
+        </w:rPr>
+        <w:t>bcrypt: Used for encrypting user passwords to ensure data security.</w:t>
       </w:r>
     </w:p>
     <w:p>
@@ -3276,23 +3196,7 @@
           <w:sz w:val="24"/>
           <w:szCs w:val="24"/>
         </w:rPr>
-        <w:t xml:space="preserve">HTML2PDF / </w:t>
-      </w:r>
-      <w:proofErr w:type="spellStart"/>
-      <w:r>
-        <w:rPr>
-          <w:sz w:val="24"/>
-          <w:szCs w:val="24"/>
-        </w:rPr>
-        <w:t>jsPDF</w:t>
-      </w:r>
-      <w:proofErr w:type="spellEnd"/>
-      <w:r>
-        <w:rPr>
-          <w:sz w:val="24"/>
-          <w:szCs w:val="24"/>
-        </w:rPr>
-        <w:t>: Used for generating downloadable resumes in PDF format.</w:t>
+        <w:t>HTML2PDF / jsPDF: Used for generating downloadable resumes in PDF format.</w:t>
       </w:r>
       <w:r>
         <w:rPr>
@@ -3458,14 +3362,7 @@
           <w:sz w:val="24"/>
           <w:szCs w:val="24"/>
         </w:rPr>
-        <w:t xml:space="preserve"> </w:t>
-      </w:r>
-      <w:r>
-        <w:rPr>
-          <w:sz w:val="24"/>
-          <w:szCs w:val="24"/>
-        </w:rPr>
-        <w:t xml:space="preserve">  </w:t>
+        <w:t xml:space="preserve">   </w:t>
       </w:r>
       <w:r>
         <w:rPr>
@@ -3497,7 +3394,32 @@
           <w:sz w:val="24"/>
           <w:szCs w:val="24"/>
         </w:rPr>
-        <w:t xml:space="preserve"> </w:t>
+        <w:t xml:space="preserve">    </w:t>
+      </w:r>
+      <w:r>
+        <w:rPr>
+          <w:rFonts w:ascii="Times New Roman" w:hAnsi="Times New Roman" w:cs="Times New Roman"/>
+          <w:sz w:val="24"/>
+          <w:szCs w:val="24"/>
+        </w:rPr>
+        <w:t xml:space="preserve">Communication between frontend and backend is done using RESTful APIs.  </w:t>
+      </w:r>
+    </w:p>
+    <w:p>
+      <w:pPr>
+        <w:spacing w:line="240" w:lineRule="auto"/>
+        <w:rPr>
+          <w:rFonts w:ascii="Times New Roman" w:hAnsi="Times New Roman" w:cs="Times New Roman"/>
+          <w:sz w:val="24"/>
+          <w:szCs w:val="24"/>
+        </w:rPr>
+      </w:pPr>
+      <w:r>
+        <w:rPr>
+          <w:sz w:val="24"/>
+          <w:szCs w:val="24"/>
+        </w:rPr>
+        <w:t>•</w:t>
       </w:r>
       <w:r>
         <w:rPr>
@@ -3512,78 +3434,69 @@
           <w:sz w:val="24"/>
           <w:szCs w:val="24"/>
         </w:rPr>
-        <w:t xml:space="preserve">Communication between frontend and backend is done using RESTful APIs.  </w:t>
+        <w:t>Secure authentication is implemented using JWT for user access control.</w:t>
+      </w:r>
+    </w:p>
+    <w:p>
+      <w:pPr>
+        <w:spacing w:line="360" w:lineRule="auto"/>
+        <w:rPr>
+          <w:rFonts w:ascii="Times New Roman" w:hAnsi="Times New Roman" w:cs="Times New Roman"/>
+          <w:b/>
+          <w:bCs/>
+          <w:sz w:val="28"/>
+          <w:szCs w:val="28"/>
+        </w:rPr>
+      </w:pPr>
+      <w:r>
+        <w:rPr>
+          <w:rFonts w:ascii="Times New Roman" w:hAnsi="Times New Roman" w:cs="Times New Roman"/>
+          <w:b/>
+          <w:bCs/>
+          <w:sz w:val="28"/>
+          <w:szCs w:val="28"/>
+        </w:rPr>
+        <w:t xml:space="preserve">3.2 </w:t>
+      </w:r>
+      <w:r>
+        <w:rPr>
+          <w:rFonts w:ascii="Times New Roman" w:hAnsi="Times New Roman" w:cs="Times New Roman"/>
+          <w:b/>
+          <w:bCs/>
+          <w:sz w:val="28"/>
+          <w:szCs w:val="28"/>
+        </w:rPr>
+        <w:t>Data Handling</w:t>
       </w:r>
     </w:p>
     <w:p>
       <w:pPr>
         <w:spacing w:line="240" w:lineRule="auto"/>
         <w:rPr>
-          <w:rFonts w:ascii="Times New Roman" w:hAnsi="Times New Roman" w:cs="Times New Roman"/>
-          <w:sz w:val="24"/>
-          <w:szCs w:val="24"/>
-        </w:rPr>
-      </w:pPr>
-      <w:r>
-        <w:rPr>
-          <w:sz w:val="24"/>
-          <w:szCs w:val="24"/>
-        </w:rPr>
-        <w:t>•</w:t>
-      </w:r>
-      <w:r>
-        <w:rPr>
-          <w:sz w:val="24"/>
-          <w:szCs w:val="24"/>
-        </w:rPr>
-        <w:t xml:space="preserve"> </w:t>
-      </w:r>
-      <w:r>
-        <w:rPr>
-          <w:sz w:val="24"/>
-          <w:szCs w:val="24"/>
-        </w:rPr>
-        <w:t xml:space="preserve">  </w:t>
-      </w:r>
-      <w:r>
-        <w:rPr>
-          <w:rFonts w:ascii="Times New Roman" w:hAnsi="Times New Roman" w:cs="Times New Roman"/>
-          <w:sz w:val="24"/>
-          <w:szCs w:val="24"/>
-        </w:rPr>
-        <w:t>Secure authentication is implemented using JWT for user access control.</w:t>
-      </w:r>
-    </w:p>
-    <w:p>
-      <w:pPr>
-        <w:spacing w:line="360" w:lineRule="auto"/>
-        <w:rPr>
-          <w:rFonts w:ascii="Times New Roman" w:hAnsi="Times New Roman" w:cs="Times New Roman"/>
-          <w:b/>
-          <w:bCs/>
-          <w:sz w:val="28"/>
-          <w:szCs w:val="28"/>
-        </w:rPr>
-      </w:pPr>
-      <w:r>
-        <w:rPr>
-          <w:rFonts w:ascii="Times New Roman" w:hAnsi="Times New Roman" w:cs="Times New Roman"/>
-          <w:b/>
-          <w:bCs/>
-          <w:sz w:val="28"/>
-          <w:szCs w:val="28"/>
-        </w:rPr>
-        <w:t xml:space="preserve">3.2 </w:t>
-      </w:r>
-      <w:r>
-        <w:rPr>
-          <w:rFonts w:ascii="Times New Roman" w:hAnsi="Times New Roman" w:cs="Times New Roman"/>
-          <w:b/>
-          <w:bCs/>
-          <w:sz w:val="28"/>
-          <w:szCs w:val="28"/>
-        </w:rPr>
-        <w:t>Data Handling</w:t>
+          <w:sz w:val="24"/>
+          <w:szCs w:val="24"/>
+        </w:rPr>
+      </w:pPr>
+      <w:r>
+        <w:rPr>
+          <w:sz w:val="24"/>
+          <w:szCs w:val="24"/>
+        </w:rPr>
+        <w:t xml:space="preserve">• </w:t>
+      </w:r>
+      <w:r>
+        <w:rPr>
+          <w:sz w:val="24"/>
+          <w:szCs w:val="24"/>
+        </w:rPr>
+        <w:t xml:space="preserve">   </w:t>
+      </w:r>
+      <w:r>
+        <w:rPr>
+          <w:sz w:val="24"/>
+          <w:szCs w:val="24"/>
+        </w:rPr>
+        <w:t xml:space="preserve">User and resume data are stored in MongoDB in JSON format for flexibility.  </w:t>
       </w:r>
     </w:p>
     <w:p>
@@ -3613,53 +3526,7 @@
           <w:sz w:val="24"/>
           <w:szCs w:val="24"/>
         </w:rPr>
-        <w:t xml:space="preserve">User and resume data are stored in MongoDB in JSON format for flexibility.  </w:t>
-      </w:r>
-    </w:p>
-    <w:p>
-      <w:pPr>
-        <w:spacing w:line="240" w:lineRule="auto"/>
-        <w:rPr>
-          <w:sz w:val="24"/>
-          <w:szCs w:val="24"/>
-        </w:rPr>
-      </w:pPr>
-      <w:r>
-        <w:rPr>
-          <w:sz w:val="24"/>
-          <w:szCs w:val="24"/>
-        </w:rPr>
-        <w:t xml:space="preserve">• </w:t>
-      </w:r>
-      <w:r>
-        <w:rPr>
-          <w:sz w:val="24"/>
-          <w:szCs w:val="24"/>
-        </w:rPr>
-        <w:t xml:space="preserve">   </w:t>
-      </w:r>
-      <w:r>
-        <w:rPr>
-          <w:sz w:val="24"/>
-          <w:szCs w:val="24"/>
-        </w:rPr>
-        <w:t xml:space="preserve">Passwords are encrypted using </w:t>
-      </w:r>
-      <w:proofErr w:type="spellStart"/>
-      <w:r>
-        <w:rPr>
-          <w:sz w:val="24"/>
-          <w:szCs w:val="24"/>
-        </w:rPr>
-        <w:t>bcrypt</w:t>
-      </w:r>
-      <w:proofErr w:type="spellEnd"/>
-      <w:r>
-        <w:rPr>
-          <w:sz w:val="24"/>
-          <w:szCs w:val="24"/>
-        </w:rPr>
-        <w:t xml:space="preserve"> to ensure data security.  </w:t>
+        <w:t xml:space="preserve">Passwords are encrypted using bcrypt to ensure data security.  </w:t>
       </w:r>
     </w:p>
     <w:p>
@@ -3755,21 +3622,7 @@
           <w:sz w:val="24"/>
           <w:szCs w:val="24"/>
         </w:rPr>
-        <w:t xml:space="preserve">• </w:t>
-      </w:r>
-      <w:r>
-        <w:rPr>
-          <w:sz w:val="24"/>
-          <w:szCs w:val="24"/>
-        </w:rPr>
-        <w:t xml:space="preserve">  </w:t>
-      </w:r>
-      <w:r>
-        <w:rPr>
-          <w:sz w:val="24"/>
-          <w:szCs w:val="24"/>
-        </w:rPr>
-        <w:t>User Signup</w:t>
+        <w:t>•   User Signup</w:t>
       </w:r>
     </w:p>
     <w:p>
@@ -3785,10 +3638,46 @@
           <w:sz w:val="24"/>
           <w:szCs w:val="24"/>
         </w:rPr>
+        <w:t xml:space="preserve">•   User Login </w:t>
+      </w:r>
+    </w:p>
+    <w:p>
+      <w:pPr>
+        <w:spacing w:line="240" w:lineRule="auto"/>
+        <w:rPr>
+          <w:sz w:val="24"/>
+          <w:szCs w:val="24"/>
+        </w:rPr>
+      </w:pPr>
+      <w:r>
+        <w:rPr>
+          <w:sz w:val="24"/>
+          <w:szCs w:val="24"/>
+        </w:rPr>
+        <w:t>•   Home Page UI</w:t>
+      </w:r>
+    </w:p>
+    <w:p>
+      <w:pPr>
+        <w:spacing w:line="240" w:lineRule="auto"/>
+        <w:rPr>
+          <w:sz w:val="24"/>
+          <w:szCs w:val="24"/>
+        </w:rPr>
+      </w:pPr>
+      <w:r>
+        <w:rPr>
+          <w:b/>
+          <w:bCs/>
+          <w:sz w:val="24"/>
+          <w:szCs w:val="24"/>
+        </w:rPr>
         <w:t>•</w:t>
       </w:r>
       <w:r>
         <w:rPr>
+          <w:b/>
+          <w:bCs/>
           <w:sz w:val="24"/>
           <w:szCs w:val="24"/>
         </w:rPr>
@@ -3799,7 +3688,7 @@
           <w:sz w:val="24"/>
           <w:szCs w:val="24"/>
         </w:rPr>
-        <w:t xml:space="preserve">User Login </w:t>
+        <w:t xml:space="preserve">Authentication Module: Handles signup and login using JWT.  </w:t>
       </w:r>
     </w:p>
     <w:p>
@@ -3815,21 +3704,7 @@
           <w:sz w:val="24"/>
           <w:szCs w:val="24"/>
         </w:rPr>
-        <w:t xml:space="preserve">• </w:t>
-      </w:r>
-      <w:r>
-        <w:rPr>
-          <w:sz w:val="24"/>
-          <w:szCs w:val="24"/>
-        </w:rPr>
-        <w:t xml:space="preserve">  </w:t>
-      </w:r>
-      <w:r>
-        <w:rPr>
-          <w:sz w:val="24"/>
-          <w:szCs w:val="24"/>
-        </w:rPr>
-        <w:t>Home Page UI</w:t>
+        <w:t xml:space="preserve">•   Resume Editor Module: Allows users to create and edit resumes with live preview.  </w:t>
       </w:r>
     </w:p>
     <w:p>
@@ -3842,88 +3717,10 @@
       </w:pPr>
       <w:r>
         <w:rPr>
-          <w:b/>
-          <w:bCs/>
-          <w:sz w:val="24"/>
-          <w:szCs w:val="24"/>
-        </w:rPr>
-        <w:t>•</w:t>
-      </w:r>
-      <w:r>
-        <w:rPr>
-          <w:b/>
-          <w:bCs/>
-          <w:sz w:val="24"/>
-          <w:szCs w:val="24"/>
-        </w:rPr>
-        <w:t xml:space="preserve">   </w:t>
-      </w:r>
-      <w:r>
-        <w:rPr>
-          <w:sz w:val="24"/>
-          <w:szCs w:val="24"/>
-        </w:rPr>
-        <w:t xml:space="preserve">Authentication Module: Handles signup and login using JWT.  </w:t>
-      </w:r>
-    </w:p>
-    <w:p>
-      <w:pPr>
-        <w:spacing w:line="240" w:lineRule="auto"/>
-        <w:rPr>
-          <w:sz w:val="24"/>
-          <w:szCs w:val="24"/>
-        </w:rPr>
-      </w:pPr>
-      <w:r>
-        <w:rPr>
-          <w:sz w:val="24"/>
-          <w:szCs w:val="24"/>
-        </w:rPr>
-        <w:t xml:space="preserve">• </w:t>
-      </w:r>
-      <w:r>
-        <w:rPr>
-          <w:sz w:val="24"/>
-          <w:szCs w:val="24"/>
-        </w:rPr>
-        <w:t xml:space="preserve">  </w:t>
-      </w:r>
-      <w:r>
-        <w:rPr>
-          <w:sz w:val="24"/>
-          <w:szCs w:val="24"/>
-        </w:rPr>
-        <w:t xml:space="preserve">Resume Editor Module: Allows users to create and edit resumes with live preview.  </w:t>
-      </w:r>
-    </w:p>
-    <w:p>
-      <w:pPr>
-        <w:spacing w:line="240" w:lineRule="auto"/>
-        <w:rPr>
-          <w:sz w:val="24"/>
-          <w:szCs w:val="24"/>
-        </w:rPr>
-      </w:pPr>
-      <w:r>
-        <w:rPr>
-          <w:sz w:val="24"/>
-          <w:szCs w:val="24"/>
-        </w:rPr>
-        <w:t xml:space="preserve">• </w:t>
-      </w:r>
-      <w:r>
-        <w:rPr>
-          <w:sz w:val="24"/>
-          <w:szCs w:val="24"/>
-        </w:rPr>
-        <w:t xml:space="preserve">  </w:t>
-      </w:r>
-      <w:r>
-        <w:rPr>
-          <w:sz w:val="24"/>
-          <w:szCs w:val="24"/>
-        </w:rPr>
-        <w:t xml:space="preserve"> PDF Module: Generates and downloads resumes in PDF format.</w:t>
+          <w:sz w:val="24"/>
+          <w:szCs w:val="24"/>
+        </w:rPr>
+        <w:t>•    PDF Module: Generates and downloads resumes in PDF format.</w:t>
       </w:r>
     </w:p>
     <w:p>
@@ -4484,27 +4281,7 @@
           <w:sz w:val="24"/>
           <w:szCs w:val="24"/>
         </w:rPr>
-        <w:t xml:space="preserve">2 column resume </w:t>
-      </w:r>
-      <w:proofErr w:type="gramStart"/>
-      <w:r>
-        <w:rPr>
-          <w:rFonts w:ascii="Times New Roman" w:hAnsi="Times New Roman" w:cs="Times New Roman"/>
-          <w:b/>
-          <w:sz w:val="24"/>
-          <w:szCs w:val="24"/>
-        </w:rPr>
-        <w:t>layout</w:t>
-      </w:r>
-      <w:proofErr w:type="gramEnd"/>
-      <w:r>
-        <w:rPr>
-          <w:rFonts w:ascii="Times New Roman" w:hAnsi="Times New Roman" w:cs="Times New Roman"/>
-          <w:b/>
-          <w:sz w:val="24"/>
-          <w:szCs w:val="24"/>
-        </w:rPr>
-        <w:t xml:space="preserve"> </w:t>
+        <w:t xml:space="preserve">2 column resume layout </w:t>
       </w:r>
     </w:p>
     <w:p>
@@ -4953,14 +4730,7 @@
           <w:sz w:val="24"/>
           <w:szCs w:val="24"/>
         </w:rPr>
-        <w:t>•</w:t>
-      </w:r>
-      <w:r>
-        <w:rPr>
-          <w:sz w:val="24"/>
-          <w:szCs w:val="24"/>
-        </w:rPr>
-        <w:t xml:space="preserve">  </w:t>
+        <w:t xml:space="preserve">•  </w:t>
       </w:r>
       <w:r>
         <w:rPr>
@@ -4984,14 +4754,7 @@
           <w:sz w:val="24"/>
           <w:szCs w:val="24"/>
         </w:rPr>
-        <w:t>•</w:t>
-      </w:r>
-      <w:r>
-        <w:rPr>
-          <w:sz w:val="24"/>
-          <w:szCs w:val="24"/>
-        </w:rPr>
-        <w:t xml:space="preserve">  </w:t>
+        <w:t xml:space="preserve">•  </w:t>
       </w:r>
       <w:r>
         <w:rPr>
@@ -5015,14 +4778,7 @@
           <w:sz w:val="24"/>
           <w:szCs w:val="24"/>
         </w:rPr>
-        <w:t>•</w:t>
-      </w:r>
-      <w:r>
-        <w:rPr>
-          <w:sz w:val="24"/>
-          <w:szCs w:val="24"/>
-        </w:rPr>
-        <w:t xml:space="preserve">  </w:t>
+        <w:t xml:space="preserve">•  </w:t>
       </w:r>
       <w:r>
         <w:rPr>
@@ -6464,6 +6220,7 @@
   <w:style w:type="character" w:default="1" w:styleId="DefaultParagraphFont">
     <w:name w:val="Default Paragraph Font"/>
     <w:uiPriority w:val="1"/>
+    <w:semiHidden/>
     <w:unhideWhenUsed/>
   </w:style>
   <w:style w:type="table" w:default="1" w:styleId="TableNormal">
